--- a/Criando projeto com spring boot.docx
+++ b/Criando projeto com spring boot.docx
@@ -24,16 +24,16 @@
           <w:b/>
           <w:sz w:val="28"/>
         </w:rPr>
-        <w:t>spring</w:t>
-      </w:r>
-      <w:proofErr w:type="spellEnd"/>
+        <w:t>S</w:t>
+      </w:r>
       <w:r>
         <w:rPr>
           <w:b/>
           <w:sz w:val="28"/>
         </w:rPr>
-        <w:t xml:space="preserve"> boot</w:t>
-      </w:r>
+        <w:t>pringboot</w:t>
+      </w:r>
+      <w:proofErr w:type="spellEnd"/>
     </w:p>
     <w:p>
       <w:r>
@@ -230,6 +230,417 @@
           </wp:inline>
         </w:drawing>
       </w:r>
+    </w:p>
+    <w:p>
+      <w:pPr>
+        <w:pStyle w:val="PargrafodaLista"/>
+        <w:numPr>
+          <w:ilvl w:val="1"/>
+          <w:numId w:val="1"/>
+        </w:numPr>
+      </w:pPr>
+      <w:r>
+        <w:t xml:space="preserve"> Agora a implementação dos códigos abaixo no </w:t>
+      </w:r>
+      <w:proofErr w:type="spellStart"/>
+      <w:proofErr w:type="gramStart"/>
+      <w:r>
+        <w:t>application.properties</w:t>
+      </w:r>
+      <w:proofErr w:type="spellEnd"/>
+      <w:proofErr w:type="gramEnd"/>
+      <w:r>
+        <w:t>(não esquecendo de verificar o nome do banco de dados na segunda linha)</w:t>
+      </w:r>
+      <w:r>
+        <w:t>:</w:t>
+      </w:r>
+    </w:p>
+    <w:p>
+      <w:pPr>
+        <w:shd w:val="clear" w:color="auto" w:fill="1A1B26"/>
+        <w:spacing w:after="0" w:line="285" w:lineRule="atLeast"/>
+        <w:rPr>
+          <w:rFonts w:ascii="Consolas" w:eastAsia="Times New Roman" w:hAnsi="Consolas" w:cs="Times New Roman"/>
+          <w:color w:val="A9B1D6"/>
+          <w:sz w:val="21"/>
+          <w:szCs w:val="21"/>
+          <w:lang w:eastAsia="pt-BR"/>
+        </w:rPr>
+      </w:pPr>
+      <w:proofErr w:type="spellStart"/>
+      <w:r>
+        <w:rPr>
+          <w:rFonts w:ascii="Consolas" w:eastAsia="Times New Roman" w:hAnsi="Consolas" w:cs="Times New Roman"/>
+          <w:color w:val="A779F3"/>
+          <w:sz w:val="21"/>
+          <w:szCs w:val="21"/>
+          <w:lang w:eastAsia="pt-BR"/>
+        </w:rPr>
+        <w:lastRenderedPageBreak/>
+        <w:t>spring.jpa.hibernate.ddl</w:t>
+      </w:r>
+      <w:proofErr w:type="spellEnd"/>
+      <w:r>
+        <w:rPr>
+          <w:rFonts w:ascii="Consolas" w:eastAsia="Times New Roman" w:hAnsi="Consolas" w:cs="Times New Roman"/>
+          <w:color w:val="A779F3"/>
+          <w:sz w:val="21"/>
+          <w:szCs w:val="21"/>
+          <w:lang w:eastAsia="pt-BR"/>
+        </w:rPr>
+        <w:t>-auto</w:t>
+      </w:r>
+      <w:r>
+        <w:rPr>
+          <w:rFonts w:ascii="Consolas" w:eastAsia="Times New Roman" w:hAnsi="Consolas" w:cs="Times New Roman"/>
+          <w:color w:val="7BCCFC"/>
+          <w:sz w:val="21"/>
+          <w:szCs w:val="21"/>
+          <w:lang w:eastAsia="pt-BR"/>
+        </w:rPr>
+        <w:t>=</w:t>
+      </w:r>
+      <w:proofErr w:type="spellStart"/>
+      <w:r>
+        <w:rPr>
+          <w:rFonts w:ascii="Consolas" w:eastAsia="Times New Roman" w:hAnsi="Consolas" w:cs="Times New Roman"/>
+          <w:color w:val="7BCCFC"/>
+          <w:sz w:val="21"/>
+          <w:szCs w:val="21"/>
+          <w:lang w:eastAsia="pt-BR"/>
+        </w:rPr>
+        <w:t>update</w:t>
+      </w:r>
+      <w:proofErr w:type="spellEnd"/>
+    </w:p>
+    <w:p>
+      <w:pPr>
+        <w:shd w:val="clear" w:color="auto" w:fill="1A1B26"/>
+        <w:spacing w:after="0" w:line="285" w:lineRule="atLeast"/>
+        <w:rPr>
+          <w:rFonts w:ascii="Consolas" w:eastAsia="Times New Roman" w:hAnsi="Consolas" w:cs="Times New Roman"/>
+          <w:color w:val="A9B1D6"/>
+          <w:sz w:val="21"/>
+          <w:szCs w:val="21"/>
+          <w:lang w:eastAsia="pt-BR"/>
+        </w:rPr>
+      </w:pPr>
+      <w:r>
+        <w:rPr>
+          <w:rFonts w:ascii="Consolas" w:eastAsia="Times New Roman" w:hAnsi="Consolas" w:cs="Times New Roman"/>
+          <w:color w:val="A779F3"/>
+          <w:sz w:val="21"/>
+          <w:szCs w:val="21"/>
+          <w:lang w:eastAsia="pt-BR"/>
+        </w:rPr>
+        <w:t>spring.datasource.url</w:t>
+      </w:r>
+      <w:r>
+        <w:rPr>
+          <w:rFonts w:ascii="Consolas" w:eastAsia="Times New Roman" w:hAnsi="Consolas" w:cs="Times New Roman"/>
+          <w:color w:val="7BCCFC"/>
+          <w:sz w:val="21"/>
+          <w:szCs w:val="21"/>
+          <w:lang w:eastAsia="pt-BR"/>
+        </w:rPr>
+        <w:t>=jdbc:mysql://localhost:3306/</w:t>
+      </w:r>
+      <w:r>
+        <w:rPr>
+          <w:rFonts w:ascii="Consolas" w:eastAsia="Times New Roman" w:hAnsi="Consolas" w:cs="Times New Roman"/>
+          <w:color w:val="7BCCFC"/>
+          <w:sz w:val="21"/>
+          <w:szCs w:val="21"/>
+          <w:lang w:eastAsia="pt-BR"/>
+        </w:rPr>
+        <w:t>nome-do-banco</w:t>
+      </w:r>
+      <w:r>
+        <w:rPr>
+          <w:rFonts w:ascii="Consolas" w:eastAsia="Times New Roman" w:hAnsi="Consolas" w:cs="Times New Roman"/>
+          <w:color w:val="7BCCFC"/>
+          <w:sz w:val="21"/>
+          <w:szCs w:val="21"/>
+          <w:lang w:eastAsia="pt-BR"/>
+        </w:rPr>
+        <w:t>?createDatabaseIfNotExist=true</w:t>
+      </w:r>
+    </w:p>
+    <w:p>
+      <w:pPr>
+        <w:shd w:val="clear" w:color="auto" w:fill="1A1B26"/>
+        <w:spacing w:after="0" w:line="285" w:lineRule="atLeast"/>
+        <w:rPr>
+          <w:rFonts w:ascii="Consolas" w:eastAsia="Times New Roman" w:hAnsi="Consolas" w:cs="Times New Roman"/>
+          <w:color w:val="A9B1D6"/>
+          <w:sz w:val="21"/>
+          <w:szCs w:val="21"/>
+          <w:lang w:eastAsia="pt-BR"/>
+        </w:rPr>
+      </w:pPr>
+      <w:proofErr w:type="spellStart"/>
+      <w:proofErr w:type="gramStart"/>
+      <w:r>
+        <w:rPr>
+          <w:rFonts w:ascii="Consolas" w:eastAsia="Times New Roman" w:hAnsi="Consolas" w:cs="Times New Roman"/>
+          <w:color w:val="A779F3"/>
+          <w:sz w:val="21"/>
+          <w:szCs w:val="21"/>
+          <w:lang w:eastAsia="pt-BR"/>
+        </w:rPr>
+        <w:t>spring.datasource</w:t>
+      </w:r>
+      <w:proofErr w:type="gramEnd"/>
+      <w:r>
+        <w:rPr>
+          <w:rFonts w:ascii="Consolas" w:eastAsia="Times New Roman" w:hAnsi="Consolas" w:cs="Times New Roman"/>
+          <w:color w:val="A779F3"/>
+          <w:sz w:val="21"/>
+          <w:szCs w:val="21"/>
+          <w:lang w:eastAsia="pt-BR"/>
+        </w:rPr>
+        <w:t>.driver-class-name</w:t>
+      </w:r>
+      <w:proofErr w:type="spellEnd"/>
+      <w:r>
+        <w:rPr>
+          <w:rFonts w:ascii="Consolas" w:eastAsia="Times New Roman" w:hAnsi="Consolas" w:cs="Times New Roman"/>
+          <w:color w:val="7BCCFC"/>
+          <w:sz w:val="21"/>
+          <w:szCs w:val="21"/>
+          <w:lang w:eastAsia="pt-BR"/>
+        </w:rPr>
+        <w:t>=</w:t>
+      </w:r>
+      <w:proofErr w:type="spellStart"/>
+      <w:r>
+        <w:rPr>
+          <w:rFonts w:ascii="Consolas" w:eastAsia="Times New Roman" w:hAnsi="Consolas" w:cs="Times New Roman"/>
+          <w:color w:val="7BCCFC"/>
+          <w:sz w:val="21"/>
+          <w:szCs w:val="21"/>
+          <w:lang w:eastAsia="pt-BR"/>
+        </w:rPr>
+        <w:t>com.mysql.cj.jdbc.Driver</w:t>
+      </w:r>
+      <w:proofErr w:type="spellEnd"/>
+    </w:p>
+    <w:p>
+      <w:pPr>
+        <w:shd w:val="clear" w:color="auto" w:fill="1A1B26"/>
+        <w:spacing w:after="0" w:line="285" w:lineRule="atLeast"/>
+        <w:rPr>
+          <w:rFonts w:ascii="Consolas" w:eastAsia="Times New Roman" w:hAnsi="Consolas" w:cs="Times New Roman"/>
+          <w:color w:val="A9B1D6"/>
+          <w:sz w:val="21"/>
+          <w:szCs w:val="21"/>
+          <w:lang w:eastAsia="pt-BR"/>
+        </w:rPr>
+      </w:pPr>
+      <w:proofErr w:type="spellStart"/>
+      <w:proofErr w:type="gramStart"/>
+      <w:r>
+        <w:rPr>
+          <w:rFonts w:ascii="Consolas" w:eastAsia="Times New Roman" w:hAnsi="Consolas" w:cs="Times New Roman"/>
+          <w:color w:val="A779F3"/>
+          <w:sz w:val="21"/>
+          <w:szCs w:val="21"/>
+          <w:lang w:eastAsia="pt-BR"/>
+        </w:rPr>
+        <w:t>spring.datasource</w:t>
+      </w:r>
+      <w:proofErr w:type="gramEnd"/>
+      <w:r>
+        <w:rPr>
+          <w:rFonts w:ascii="Consolas" w:eastAsia="Times New Roman" w:hAnsi="Consolas" w:cs="Times New Roman"/>
+          <w:color w:val="A779F3"/>
+          <w:sz w:val="21"/>
+          <w:szCs w:val="21"/>
+          <w:lang w:eastAsia="pt-BR"/>
+        </w:rPr>
+        <w:t>.username</w:t>
+      </w:r>
+      <w:proofErr w:type="spellEnd"/>
+      <w:r>
+        <w:rPr>
+          <w:rFonts w:ascii="Consolas" w:eastAsia="Times New Roman" w:hAnsi="Consolas" w:cs="Times New Roman"/>
+          <w:color w:val="7BCCFC"/>
+          <w:sz w:val="21"/>
+          <w:szCs w:val="21"/>
+          <w:lang w:eastAsia="pt-BR"/>
+        </w:rPr>
+        <w:t>=root</w:t>
+      </w:r>
+    </w:p>
+    <w:p>
+      <w:pPr>
+        <w:shd w:val="clear" w:color="auto" w:fill="1A1B26"/>
+        <w:spacing w:after="0" w:line="285" w:lineRule="atLeast"/>
+        <w:rPr>
+          <w:rFonts w:ascii="Consolas" w:eastAsia="Times New Roman" w:hAnsi="Consolas" w:cs="Times New Roman"/>
+          <w:color w:val="A9B1D6"/>
+          <w:sz w:val="21"/>
+          <w:szCs w:val="21"/>
+          <w:lang w:eastAsia="pt-BR"/>
+        </w:rPr>
+      </w:pPr>
+      <w:proofErr w:type="spellStart"/>
+      <w:proofErr w:type="gramStart"/>
+      <w:r>
+        <w:rPr>
+          <w:rFonts w:ascii="Consolas" w:eastAsia="Times New Roman" w:hAnsi="Consolas" w:cs="Times New Roman"/>
+          <w:color w:val="A779F3"/>
+          <w:sz w:val="21"/>
+          <w:szCs w:val="21"/>
+          <w:lang w:eastAsia="pt-BR"/>
+        </w:rPr>
+        <w:t>spring.datasource</w:t>
+      </w:r>
+      <w:proofErr w:type="gramEnd"/>
+      <w:r>
+        <w:rPr>
+          <w:rFonts w:ascii="Consolas" w:eastAsia="Times New Roman" w:hAnsi="Consolas" w:cs="Times New Roman"/>
+          <w:color w:val="A779F3"/>
+          <w:sz w:val="21"/>
+          <w:szCs w:val="21"/>
+          <w:lang w:eastAsia="pt-BR"/>
+        </w:rPr>
+        <w:t>.password</w:t>
+      </w:r>
+      <w:proofErr w:type="spellEnd"/>
+      <w:r>
+        <w:rPr>
+          <w:rFonts w:ascii="Consolas" w:eastAsia="Times New Roman" w:hAnsi="Consolas" w:cs="Times New Roman"/>
+          <w:color w:val="A9B1D6"/>
+          <w:sz w:val="21"/>
+          <w:szCs w:val="21"/>
+          <w:lang w:eastAsia="pt-BR"/>
+        </w:rPr>
+        <w:t>=</w:t>
+      </w:r>
+    </w:p>
+    <w:p>
+      <w:pPr>
+        <w:shd w:val="clear" w:color="auto" w:fill="1A1B26"/>
+        <w:spacing w:after="0" w:line="285" w:lineRule="atLeast"/>
+        <w:rPr>
+          <w:rFonts w:ascii="Consolas" w:eastAsia="Times New Roman" w:hAnsi="Consolas" w:cs="Times New Roman"/>
+          <w:color w:val="A9B1D6"/>
+          <w:sz w:val="21"/>
+          <w:szCs w:val="21"/>
+          <w:lang w:eastAsia="pt-BR"/>
+        </w:rPr>
+      </w:pPr>
+    </w:p>
+    <w:p>
+      <w:pPr>
+        <w:shd w:val="clear" w:color="auto" w:fill="1A1B26"/>
+        <w:spacing w:after="0" w:line="285" w:lineRule="atLeast"/>
+        <w:rPr>
+          <w:rFonts w:ascii="Consolas" w:eastAsia="Times New Roman" w:hAnsi="Consolas" w:cs="Times New Roman"/>
+          <w:color w:val="A9B1D6"/>
+          <w:sz w:val="21"/>
+          <w:szCs w:val="21"/>
+          <w:lang w:eastAsia="pt-BR"/>
+        </w:rPr>
+      </w:pPr>
+      <w:proofErr w:type="gramStart"/>
+      <w:r>
+        <w:rPr>
+          <w:rFonts w:ascii="Consolas" w:eastAsia="Times New Roman" w:hAnsi="Consolas" w:cs="Times New Roman"/>
+          <w:color w:val="A779F3"/>
+          <w:sz w:val="21"/>
+          <w:szCs w:val="21"/>
+          <w:lang w:eastAsia="pt-BR"/>
+        </w:rPr>
+        <w:t>spring.jpa.properties</w:t>
+      </w:r>
+      <w:proofErr w:type="gramEnd"/>
+      <w:r>
+        <w:rPr>
+          <w:rFonts w:ascii="Consolas" w:eastAsia="Times New Roman" w:hAnsi="Consolas" w:cs="Times New Roman"/>
+          <w:color w:val="A779F3"/>
+          <w:sz w:val="21"/>
+          <w:szCs w:val="21"/>
+          <w:lang w:eastAsia="pt-BR"/>
+        </w:rPr>
+        <w:t>.hibernate.dialect</w:t>
+      </w:r>
+      <w:r>
+        <w:rPr>
+          <w:rFonts w:ascii="Consolas" w:eastAsia="Times New Roman" w:hAnsi="Consolas" w:cs="Times New Roman"/>
+          <w:color w:val="7BCCFC"/>
+          <w:sz w:val="21"/>
+          <w:szCs w:val="21"/>
+          <w:lang w:eastAsia="pt-BR"/>
+        </w:rPr>
+        <w:t>=org.hibernate.dialect.MySQLDialect</w:t>
+      </w:r>
+    </w:p>
+    <w:p>
+      <w:pPr>
+        <w:shd w:val="clear" w:color="auto" w:fill="1A1B26"/>
+        <w:spacing w:after="0" w:line="285" w:lineRule="atLeast"/>
+        <w:rPr>
+          <w:rFonts w:ascii="Consolas" w:eastAsia="Times New Roman" w:hAnsi="Consolas" w:cs="Times New Roman"/>
+          <w:color w:val="A9B1D6"/>
+          <w:sz w:val="21"/>
+          <w:szCs w:val="21"/>
+          <w:lang w:eastAsia="pt-BR"/>
+        </w:rPr>
+      </w:pPr>
+      <w:proofErr w:type="spellStart"/>
+      <w:proofErr w:type="gramStart"/>
+      <w:r>
+        <w:rPr>
+          <w:rFonts w:ascii="Consolas" w:eastAsia="Times New Roman" w:hAnsi="Consolas" w:cs="Times New Roman"/>
+          <w:color w:val="A779F3"/>
+          <w:sz w:val="21"/>
+          <w:szCs w:val="21"/>
+          <w:lang w:eastAsia="pt-BR"/>
+        </w:rPr>
+        <w:t>spring.jpa.show</w:t>
+      </w:r>
+      <w:proofErr w:type="gramEnd"/>
+      <w:r>
+        <w:rPr>
+          <w:rFonts w:ascii="Consolas" w:eastAsia="Times New Roman" w:hAnsi="Consolas" w:cs="Times New Roman"/>
+          <w:color w:val="A779F3"/>
+          <w:sz w:val="21"/>
+          <w:szCs w:val="21"/>
+          <w:lang w:eastAsia="pt-BR"/>
+        </w:rPr>
+        <w:t>-sql</w:t>
+      </w:r>
+      <w:proofErr w:type="spellEnd"/>
+      <w:r>
+        <w:rPr>
+          <w:rFonts w:ascii="Consolas" w:eastAsia="Times New Roman" w:hAnsi="Consolas" w:cs="Times New Roman"/>
+          <w:color w:val="7BCCFC"/>
+          <w:sz w:val="21"/>
+          <w:szCs w:val="21"/>
+          <w:lang w:eastAsia="pt-BR"/>
+        </w:rPr>
+        <w:t>=</w:t>
+      </w:r>
+      <w:proofErr w:type="spellStart"/>
+      <w:r>
+        <w:rPr>
+          <w:rFonts w:ascii="Consolas" w:eastAsia="Times New Roman" w:hAnsi="Consolas" w:cs="Times New Roman"/>
+          <w:color w:val="7BCCFC"/>
+          <w:sz w:val="21"/>
+          <w:szCs w:val="21"/>
+          <w:lang w:eastAsia="pt-BR"/>
+        </w:rPr>
+        <w:t>true</w:t>
+      </w:r>
+      <w:proofErr w:type="spellEnd"/>
+    </w:p>
+    <w:p>
+      <w:pPr>
+        <w:ind w:left="360"/>
+      </w:pPr>
       <w:r>
         <w:t xml:space="preserve"> </w:t>
       </w:r>
@@ -243,7 +654,57 @@
         </w:numPr>
       </w:pPr>
       <w:r>
-        <w:t>Escolher repositório</w:t>
+        <w:t xml:space="preserve">Inicializar </w:t>
+      </w:r>
+      <w:r>
+        <w:t>projeto</w:t>
+      </w:r>
+    </w:p>
+    <w:p>
+      <w:pPr>
+        <w:pStyle w:val="PargrafodaLista"/>
+      </w:pPr>
+    </w:p>
+    <w:p>
+      <w:pPr>
+        <w:pStyle w:val="PargrafodaLista"/>
+      </w:pPr>
+      <w:r>
+        <w:drawing>
+          <wp:inline distT="0" distB="0" distL="0" distR="0" wp14:anchorId="77AF6006" wp14:editId="40B9BDB1">
+            <wp:extent cx="5400040" cy="2547620"/>
+            <wp:effectExtent l="0" t="0" r="0" b="5080"/>
+            <wp:docPr id="8" name="Imagem 8"/>
+            <wp:cNvGraphicFramePr>
+              <a:graphicFrameLocks xmlns:a="http://schemas.openxmlformats.org/drawingml/2006/main" noChangeAspect="1"/>
+            </wp:cNvGraphicFramePr>
+            <a:graphic xmlns:a="http://schemas.openxmlformats.org/drawingml/2006/main">
+              <a:graphicData uri="http://schemas.openxmlformats.org/drawingml/2006/picture">
+                <pic:pic xmlns:pic="http://schemas.openxmlformats.org/drawingml/2006/picture">
+                  <pic:nvPicPr>
+                    <pic:cNvPr id="1" name=""/>
+                    <pic:cNvPicPr/>
+                  </pic:nvPicPr>
+                  <pic:blipFill>
+                    <a:blip r:embed="rId9"/>
+                    <a:stretch>
+                      <a:fillRect/>
+                    </a:stretch>
+                  </pic:blipFill>
+                  <pic:spPr>
+                    <a:xfrm>
+                      <a:off x="0" y="0"/>
+                      <a:ext cx="5400040" cy="2547620"/>
+                    </a:xfrm>
+                    <a:prstGeom prst="rect">
+                      <a:avLst/>
+                    </a:prstGeom>
+                  </pic:spPr>
+                </pic:pic>
+              </a:graphicData>
+            </a:graphic>
+          </wp:inline>
+        </w:drawing>
       </w:r>
     </w:p>
     <w:p>
@@ -261,16 +722,51 @@
       </w:pPr>
       <w:r>
         <w:lastRenderedPageBreak/>
-        <w:t xml:space="preserve">Inicializar </w:t>
-      </w:r>
-      <w:r>
-        <w:t>projeto</w:t>
-      </w:r>
-    </w:p>
-    <w:p>
-      <w:pPr>
-        <w:pStyle w:val="PargrafodaLista"/>
-      </w:pPr>
+        <w:t xml:space="preserve">Projeto rodando no endereço </w:t>
+      </w:r>
+      <w:r>
+        <w:rPr>
+          <w:b/>
+        </w:rPr>
+        <w:t>localhost:8080</w:t>
+      </w:r>
+      <w:r>
+        <w:drawing>
+          <wp:inline distT="0" distB="0" distL="0" distR="0" wp14:anchorId="65DA8583" wp14:editId="2FC15D8F">
+            <wp:extent cx="5400040" cy="5965825"/>
+            <wp:effectExtent l="0" t="0" r="0" b="0"/>
+            <wp:docPr id="7" name="Imagem 7"/>
+            <wp:cNvGraphicFramePr>
+              <a:graphicFrameLocks xmlns:a="http://schemas.openxmlformats.org/drawingml/2006/main" noChangeAspect="1"/>
+            </wp:cNvGraphicFramePr>
+            <a:graphic xmlns:a="http://schemas.openxmlformats.org/drawingml/2006/main">
+              <a:graphicData uri="http://schemas.openxmlformats.org/drawingml/2006/picture">
+                <pic:pic xmlns:pic="http://schemas.openxmlformats.org/drawingml/2006/picture">
+                  <pic:nvPicPr>
+                    <pic:cNvPr id="1" name=""/>
+                    <pic:cNvPicPr/>
+                  </pic:nvPicPr>
+                  <pic:blipFill>
+                    <a:blip r:embed="rId10"/>
+                    <a:stretch>
+                      <a:fillRect/>
+                    </a:stretch>
+                  </pic:blipFill>
+                  <pic:spPr>
+                    <a:xfrm>
+                      <a:off x="0" y="0"/>
+                      <a:ext cx="5400040" cy="5965825"/>
+                    </a:xfrm>
+                    <a:prstGeom prst="rect">
+                      <a:avLst/>
+                    </a:prstGeom>
+                  </pic:spPr>
+                </pic:pic>
+              </a:graphicData>
+            </a:graphic>
+          </wp:inline>
+        </w:drawing>
+      </w:r>
     </w:p>
     <w:p>
       <w:pPr>
@@ -281,23 +777,447 @@
         </w:numPr>
       </w:pPr>
       <w:r>
-        <w:t xml:space="preserve">Projeto rodando no endereço </w:t>
+        <w:lastRenderedPageBreak/>
+        <w:t xml:space="preserve">Criando o pacote </w:t>
+      </w:r>
+      <w:proofErr w:type="spellStart"/>
+      <w:r>
+        <w:t>controller</w:t>
+      </w:r>
+      <w:proofErr w:type="spellEnd"/>
+      <w:r>
+        <w:t xml:space="preserve"> para a classe </w:t>
+      </w:r>
+      <w:proofErr w:type="spellStart"/>
+      <w:r>
+        <w:t>testecontroller</w:t>
+      </w:r>
+      <w:proofErr w:type="spellEnd"/>
+      <w:r>
+        <w:drawing>
+          <wp:inline distT="0" distB="0" distL="0" distR="0" wp14:anchorId="4052301F" wp14:editId="4FE4C338">
+            <wp:extent cx="5400040" cy="2755265"/>
+            <wp:effectExtent l="0" t="0" r="0" b="6985"/>
+            <wp:docPr id="9" name="Imagem 9"/>
+            <wp:cNvGraphicFramePr>
+              <a:graphicFrameLocks xmlns:a="http://schemas.openxmlformats.org/drawingml/2006/main" noChangeAspect="1"/>
+            </wp:cNvGraphicFramePr>
+            <a:graphic xmlns:a="http://schemas.openxmlformats.org/drawingml/2006/main">
+              <a:graphicData uri="http://schemas.openxmlformats.org/drawingml/2006/picture">
+                <pic:pic xmlns:pic="http://schemas.openxmlformats.org/drawingml/2006/picture">
+                  <pic:nvPicPr>
+                    <pic:cNvPr id="1" name=""/>
+                    <pic:cNvPicPr/>
+                  </pic:nvPicPr>
+                  <pic:blipFill>
+                    <a:blip r:embed="rId11"/>
+                    <a:stretch>
+                      <a:fillRect/>
+                    </a:stretch>
+                  </pic:blipFill>
+                  <pic:spPr>
+                    <a:xfrm>
+                      <a:off x="0" y="0"/>
+                      <a:ext cx="5400040" cy="2755265"/>
+                    </a:xfrm>
+                    <a:prstGeom prst="rect">
+                      <a:avLst/>
+                    </a:prstGeom>
+                  </pic:spPr>
+                </pic:pic>
+              </a:graphicData>
+            </a:graphic>
+          </wp:inline>
+        </w:drawing>
+      </w:r>
+    </w:p>
+    <w:p>
+      <w:pPr>
+        <w:pStyle w:val="PargrafodaLista"/>
+      </w:pPr>
+    </w:p>
+    <w:p>
+      <w:pPr>
+        <w:pStyle w:val="PargrafodaLista"/>
+      </w:pPr>
+    </w:p>
+    <w:p>
+      <w:pPr>
+        <w:pStyle w:val="PargrafodaLista"/>
+        <w:numPr>
+          <w:ilvl w:val="0"/>
+          <w:numId w:val="1"/>
+        </w:numPr>
+      </w:pPr>
+      <w:r>
+        <w:t xml:space="preserve">Criação </w:t>
+      </w:r>
+      <w:r>
+        <w:t>da pasta</w:t>
+      </w:r>
+      <w:r>
+        <w:t xml:space="preserve"> </w:t>
+      </w:r>
+      <w:proofErr w:type="spellStart"/>
+      <w:r>
+        <w:t>model</w:t>
+      </w:r>
+      <w:proofErr w:type="spellEnd"/>
+      <w:r>
+        <w:t xml:space="preserve"> e</w:t>
+      </w:r>
+      <w:r>
+        <w:t xml:space="preserve"> a classe</w:t>
+      </w:r>
+      <w:r>
+        <w:t xml:space="preserve"> </w:t>
+      </w:r>
+      <w:proofErr w:type="spellStart"/>
+      <w:r>
+        <w:t>veiculo</w:t>
+      </w:r>
+      <w:r>
+        <w:t>M</w:t>
+      </w:r>
+      <w:r>
+        <w:t>odel</w:t>
+      </w:r>
+      <w:proofErr w:type="spellEnd"/>
+    </w:p>
+    <w:p>
+      <w:pPr>
+        <w:pStyle w:val="PargrafodaLista"/>
+      </w:pPr>
+      <w:r>
+        <w:drawing>
+          <wp:inline distT="0" distB="0" distL="0" distR="0" wp14:anchorId="72C8DF34" wp14:editId="489BA6FB">
+            <wp:extent cx="5400040" cy="2494280"/>
+            <wp:effectExtent l="0" t="0" r="0" b="1270"/>
+            <wp:docPr id="12" name="Imagem 12"/>
+            <wp:cNvGraphicFramePr>
+              <a:graphicFrameLocks xmlns:a="http://schemas.openxmlformats.org/drawingml/2006/main" noChangeAspect="1"/>
+            </wp:cNvGraphicFramePr>
+            <a:graphic xmlns:a="http://schemas.openxmlformats.org/drawingml/2006/main">
+              <a:graphicData uri="http://schemas.openxmlformats.org/drawingml/2006/picture">
+                <pic:pic xmlns:pic="http://schemas.openxmlformats.org/drawingml/2006/picture">
+                  <pic:nvPicPr>
+                    <pic:cNvPr id="1" name=""/>
+                    <pic:cNvPicPr/>
+                  </pic:nvPicPr>
+                  <pic:blipFill>
+                    <a:blip r:embed="rId12"/>
+                    <a:stretch>
+                      <a:fillRect/>
+                    </a:stretch>
+                  </pic:blipFill>
+                  <pic:spPr>
+                    <a:xfrm>
+                      <a:off x="0" y="0"/>
+                      <a:ext cx="5400040" cy="2494280"/>
+                    </a:xfrm>
+                    <a:prstGeom prst="rect">
+                      <a:avLst/>
+                    </a:prstGeom>
+                  </pic:spPr>
+                </pic:pic>
+              </a:graphicData>
+            </a:graphic>
+          </wp:inline>
+        </w:drawing>
+      </w:r>
+    </w:p>
+    <w:p>
+      <w:pPr>
+        <w:pStyle w:val="PargrafodaLista"/>
+      </w:pPr>
+    </w:p>
+    <w:p>
+      <w:pPr>
+        <w:pStyle w:val="PargrafodaLista"/>
+        <w:numPr>
+          <w:ilvl w:val="0"/>
+          <w:numId w:val="1"/>
+        </w:numPr>
+      </w:pPr>
+      <w:r>
+        <w:t xml:space="preserve">Criação de </w:t>
+      </w:r>
+      <w:proofErr w:type="spellStart"/>
+      <w:r>
+        <w:t>Enum</w:t>
+      </w:r>
+      <w:proofErr w:type="spellEnd"/>
+      <w:r>
+        <w:t xml:space="preserve"> </w:t>
+      </w:r>
+      <w:r>
+        <w:t xml:space="preserve">para os tipos </w:t>
+      </w:r>
+      <w:r>
+        <w:t>de combustível</w:t>
+      </w:r>
+    </w:p>
+    <w:p>
+      <w:pPr>
+        <w:pStyle w:val="PargrafodaLista"/>
+      </w:pPr>
+      <w:r>
+        <w:drawing>
+          <wp:inline distT="0" distB="0" distL="0" distR="0" wp14:anchorId="2EE1E1EB" wp14:editId="0D9375D4">
+            <wp:extent cx="5400040" cy="2282190"/>
+            <wp:effectExtent l="0" t="0" r="0" b="3810"/>
+            <wp:docPr id="13" name="Imagem 13"/>
+            <wp:cNvGraphicFramePr>
+              <a:graphicFrameLocks xmlns:a="http://schemas.openxmlformats.org/drawingml/2006/main" noChangeAspect="1"/>
+            </wp:cNvGraphicFramePr>
+            <a:graphic xmlns:a="http://schemas.openxmlformats.org/drawingml/2006/main">
+              <a:graphicData uri="http://schemas.openxmlformats.org/drawingml/2006/picture">
+                <pic:pic xmlns:pic="http://schemas.openxmlformats.org/drawingml/2006/picture">
+                  <pic:nvPicPr>
+                    <pic:cNvPr id="1" name=""/>
+                    <pic:cNvPicPr/>
+                  </pic:nvPicPr>
+                  <pic:blipFill>
+                    <a:blip r:embed="rId13"/>
+                    <a:stretch>
+                      <a:fillRect/>
+                    </a:stretch>
+                  </pic:blipFill>
+                  <pic:spPr>
+                    <a:xfrm>
+                      <a:off x="0" y="0"/>
+                      <a:ext cx="5400040" cy="2282190"/>
+                    </a:xfrm>
+                    <a:prstGeom prst="rect">
+                      <a:avLst/>
+                    </a:prstGeom>
+                  </pic:spPr>
+                </pic:pic>
+              </a:graphicData>
+            </a:graphic>
+          </wp:inline>
+        </w:drawing>
+      </w:r>
+    </w:p>
+    <w:p>
+      <w:pPr>
+        <w:pStyle w:val="PargrafodaLista"/>
+      </w:pPr>
+    </w:p>
+    <w:p>
+      <w:pPr>
+        <w:pStyle w:val="PargrafodaLista"/>
+        <w:numPr>
+          <w:ilvl w:val="0"/>
+          <w:numId w:val="1"/>
+        </w:numPr>
+      </w:pPr>
+      <w:r>
+        <w:lastRenderedPageBreak/>
+        <w:t xml:space="preserve">Implementação de </w:t>
+      </w:r>
+      <w:proofErr w:type="spellStart"/>
+      <w:r>
+        <w:t>combustível</w:t>
+      </w:r>
+      <w:r>
+        <w:t>E</w:t>
+      </w:r>
+      <w:r>
+        <w:t>nu</w:t>
+      </w:r>
+      <w:r>
+        <w:t>ns</w:t>
+      </w:r>
+      <w:proofErr w:type="spellEnd"/>
+      <w:r>
+        <w:t xml:space="preserve"> no </w:t>
+      </w:r>
+      <w:proofErr w:type="spellStart"/>
+      <w:r>
+        <w:t>veiculo</w:t>
+      </w:r>
+      <w:r>
+        <w:t>M</w:t>
+      </w:r>
+      <w:r>
+        <w:t>odel</w:t>
+      </w:r>
+      <w:proofErr w:type="spellEnd"/>
+      <w:r>
+        <w:t xml:space="preserve"> + geração dos métodos construtores</w:t>
+      </w:r>
+      <w:r>
+        <w:t xml:space="preserve"> (</w:t>
+      </w:r>
+      <w:proofErr w:type="spellStart"/>
+      <w:r>
+        <w:t>Getters</w:t>
+      </w:r>
+      <w:proofErr w:type="spellEnd"/>
+      <w:r>
+        <w:t xml:space="preserve"> </w:t>
+      </w:r>
+      <w:proofErr w:type="spellStart"/>
+      <w:r>
+        <w:t>and</w:t>
+      </w:r>
+      <w:proofErr w:type="spellEnd"/>
+      <w:r>
+        <w:t xml:space="preserve"> </w:t>
+      </w:r>
+      <w:proofErr w:type="spellStart"/>
+      <w:r>
+        <w:t>Setters</w:t>
+      </w:r>
+      <w:proofErr w:type="spellEnd"/>
+      <w:r>
+        <w:t>)</w:t>
+      </w:r>
+    </w:p>
+    <w:p>
+      <w:pPr>
+        <w:pStyle w:val="PargrafodaLista"/>
+      </w:pPr>
+      <w:r>
+        <w:drawing>
+          <wp:inline distT="0" distB="0" distL="0" distR="0" wp14:anchorId="7FBEDCA4" wp14:editId="28AFE7AE">
+            <wp:extent cx="5400040" cy="2414905"/>
+            <wp:effectExtent l="0" t="0" r="0" b="4445"/>
+            <wp:docPr id="14" name="Imagem 14"/>
+            <wp:cNvGraphicFramePr>
+              <a:graphicFrameLocks xmlns:a="http://schemas.openxmlformats.org/drawingml/2006/main" noChangeAspect="1"/>
+            </wp:cNvGraphicFramePr>
+            <a:graphic xmlns:a="http://schemas.openxmlformats.org/drawingml/2006/main">
+              <a:graphicData uri="http://schemas.openxmlformats.org/drawingml/2006/picture">
+                <pic:pic xmlns:pic="http://schemas.openxmlformats.org/drawingml/2006/picture">
+                  <pic:nvPicPr>
+                    <pic:cNvPr id="1" name=""/>
+                    <pic:cNvPicPr/>
+                  </pic:nvPicPr>
+                  <pic:blipFill>
+                    <a:blip r:embed="rId14"/>
+                    <a:stretch>
+                      <a:fillRect/>
+                    </a:stretch>
+                  </pic:blipFill>
+                  <pic:spPr>
+                    <a:xfrm>
+                      <a:off x="0" y="0"/>
+                      <a:ext cx="5400040" cy="2414905"/>
+                    </a:xfrm>
+                    <a:prstGeom prst="rect">
+                      <a:avLst/>
+                    </a:prstGeom>
+                  </pic:spPr>
+                </pic:pic>
+              </a:graphicData>
+            </a:graphic>
+          </wp:inline>
+        </w:drawing>
+      </w:r>
+    </w:p>
+    <w:p>
+      <w:pPr>
+        <w:pStyle w:val="PargrafodaLista"/>
+      </w:pPr>
+    </w:p>
+    <w:p>
+      <w:pPr>
+        <w:pStyle w:val="PargrafodaLista"/>
+      </w:pPr>
+      <w:r>
+        <w:drawing>
+          <wp:inline distT="0" distB="0" distL="0" distR="0" wp14:anchorId="7856B987" wp14:editId="5D59262C">
+            <wp:extent cx="5400040" cy="2673985"/>
+            <wp:effectExtent l="0" t="0" r="0" b="0"/>
+            <wp:docPr id="15" name="Imagem 15"/>
+            <wp:cNvGraphicFramePr>
+              <a:graphicFrameLocks xmlns:a="http://schemas.openxmlformats.org/drawingml/2006/main" noChangeAspect="1"/>
+            </wp:cNvGraphicFramePr>
+            <a:graphic xmlns:a="http://schemas.openxmlformats.org/drawingml/2006/main">
+              <a:graphicData uri="http://schemas.openxmlformats.org/drawingml/2006/picture">
+                <pic:pic xmlns:pic="http://schemas.openxmlformats.org/drawingml/2006/picture">
+                  <pic:nvPicPr>
+                    <pic:cNvPr id="1" name=""/>
+                    <pic:cNvPicPr/>
+                  </pic:nvPicPr>
+                  <pic:blipFill>
+                    <a:blip r:embed="rId15"/>
+                    <a:stretch>
+                      <a:fillRect/>
+                    </a:stretch>
+                  </pic:blipFill>
+                  <pic:spPr>
+                    <a:xfrm>
+                      <a:off x="0" y="0"/>
+                      <a:ext cx="5400040" cy="2673985"/>
+                    </a:xfrm>
+                    <a:prstGeom prst="rect">
+                      <a:avLst/>
+                    </a:prstGeom>
+                  </pic:spPr>
+                </pic:pic>
+              </a:graphicData>
+            </a:graphic>
+          </wp:inline>
+        </w:drawing>
+      </w:r>
+    </w:p>
+    <w:p>
+      <w:pPr>
+        <w:pStyle w:val="PargrafodaLista"/>
+      </w:pPr>
+    </w:p>
+    <w:p>
+      <w:pPr>
+        <w:pStyle w:val="PargrafodaLista"/>
+        <w:numPr>
+          <w:ilvl w:val="0"/>
+          <w:numId w:val="1"/>
+        </w:numPr>
+      </w:pPr>
+      <w:r>
+        <w:t xml:space="preserve">Criação </w:t>
+      </w:r>
+      <w:r>
+        <w:t>da pasta</w:t>
+      </w:r>
+      <w:r>
+        <w:t xml:space="preserve"> </w:t>
+      </w:r>
+      <w:proofErr w:type="spellStart"/>
+      <w:r>
+        <w:t>repositor</w:t>
+      </w:r>
+      <w:r>
+        <w:t>y</w:t>
+      </w:r>
+      <w:proofErr w:type="spellEnd"/>
+    </w:p>
+    <w:p>
+      <w:pPr>
+        <w:pStyle w:val="PargrafodaLista"/>
+      </w:pPr>
+    </w:p>
+    <w:p>
+      <w:pPr>
+        <w:pStyle w:val="PargrafodaLista"/>
+        <w:numPr>
+          <w:ilvl w:val="0"/>
+          <w:numId w:val="1"/>
+        </w:numPr>
+      </w:pPr>
+      <w:r>
+        <w:t xml:space="preserve">Criação de </w:t>
+      </w:r>
+      <w:proofErr w:type="spellStart"/>
+      <w:r>
+        <w:t>veiculoRepository</w:t>
       </w:r>
       <w:bookmarkStart w:id="0" w:name="_GoBack"/>
-      <w:r>
-        <w:t>localhost:8080</w:t>
-      </w:r>
       <w:bookmarkEnd w:id="0"/>
-    </w:p>
-    <w:p>
-      <w:pPr>
-        <w:pStyle w:val="PargrafodaLista"/>
-      </w:pPr>
-    </w:p>
-    <w:p>
-      <w:pPr>
-        <w:ind w:left="360"/>
-      </w:pPr>
+      <w:proofErr w:type="spellEnd"/>
     </w:p>
     <w:sectPr>
       <w:pgSz w:w="11906" w:h="16838"/>
